--- a/2° Módulo/APS - Análise e Projeto de Sistema/25.02.2026/brandstorm_definição_tema.docx
+++ b/2° Módulo/APS - Análise e Projeto de Sistema/25.02.2026/brandstorm_definição_tema.docx
@@ -1,6 +1,6 @@
 
 <file path=word/document.xml><?xml version="1.0" encoding="utf-8"?>
-<w:document xmlns:wpc="http://schemas.microsoft.com/office/word/2010/wordprocessingCanvas" xmlns:cx="http://schemas.microsoft.com/office/drawing/2014/chartex" xmlns:cx1="http://schemas.microsoft.com/office/drawing/2015/9/8/chartex" xmlns:mc="http://schemas.openxmlformats.org/markup-compatibility/2006" xmlns:o="urn:schemas-microsoft-com:office:office" xmlns:r="http://schemas.openxmlformats.org/officeDocument/2006/relationships" xmlns:m="http://schemas.openxmlformats.org/officeDocument/2006/math" xmlns:v="urn:schemas-microsoft-com:vml" xmlns:wp14="http://schemas.microsoft.com/office/word/2010/wordprocessingDrawing" xmlns:wp="http://schemas.openxmlformats.org/drawingml/2006/wordprocessingDrawing" xmlns:w10="urn:schemas-microsoft-com:office:word" xmlns:w="http://schemas.openxmlformats.org/wordprocessingml/2006/main" xmlns:w14="http://schemas.microsoft.com/office/word/2010/wordml" xmlns:w15="http://schemas.microsoft.com/office/word/2012/wordml" xmlns:w16se="http://schemas.microsoft.com/office/word/2015/wordml/symex" xmlns:wpg="http://schemas.microsoft.com/office/word/2010/wordprocessingGroup" xmlns:wpi="http://schemas.microsoft.com/office/word/2010/wordprocessingInk" xmlns:wne="http://schemas.microsoft.com/office/word/2006/wordml" xmlns:wps="http://schemas.microsoft.com/office/word/2010/wordprocessingShape" mc:Ignorable="w14 w15 w16se wp14">
+<w:document xmlns:wpc="http://schemas.microsoft.com/office/word/2010/wordprocessingCanvas" xmlns:cx="http://schemas.microsoft.com/office/drawing/2014/chartex" xmlns:cx1="http://schemas.microsoft.com/office/drawing/2015/9/8/chartex" xmlns:cx2="http://schemas.microsoft.com/office/drawing/2015/10/21/chartex" xmlns:cx3="http://schemas.microsoft.com/office/drawing/2016/5/9/chartex" xmlns:cx4="http://schemas.microsoft.com/office/drawing/2016/5/10/chartex" xmlns:cx5="http://schemas.microsoft.com/office/drawing/2016/5/11/chartex" xmlns:cx6="http://schemas.microsoft.com/office/drawing/2016/5/12/chartex" xmlns:cx7="http://schemas.microsoft.com/office/drawing/2016/5/13/chartex" xmlns:cx8="http://schemas.microsoft.com/office/drawing/2016/5/14/chartex" xmlns:mc="http://schemas.openxmlformats.org/markup-compatibility/2006" xmlns:aink="http://schemas.microsoft.com/office/drawing/2016/ink" xmlns:am3d="http://schemas.microsoft.com/office/drawing/2017/model3d" xmlns:o="urn:schemas-microsoft-com:office:office" xmlns:oel="http://schemas.microsoft.com/office/2019/extlst" xmlns:r="http://schemas.openxmlformats.org/officeDocument/2006/relationships" xmlns:m="http://schemas.openxmlformats.org/officeDocument/2006/math" xmlns:v="urn:schemas-microsoft-com:vml" xmlns:wp14="http://schemas.microsoft.com/office/word/2010/wordprocessingDrawing" xmlns:wp="http://schemas.openxmlformats.org/drawingml/2006/wordprocessingDrawing" xmlns:w10="urn:schemas-microsoft-com:office:word" xmlns:w="http://schemas.openxmlformats.org/wordprocessingml/2006/main" xmlns:w14="http://schemas.microsoft.com/office/word/2010/wordml" xmlns:w15="http://schemas.microsoft.com/office/word/2012/wordml" xmlns:w16cex="http://schemas.microsoft.com/office/word/2018/wordml/cex" xmlns:w16cid="http://schemas.microsoft.com/office/word/2016/wordml/cid" xmlns:w16="http://schemas.microsoft.com/office/word/2018/wordml" xmlns:w16sdtdh="http://schemas.microsoft.com/office/word/2020/wordml/sdtdatahash" xmlns:w16se="http://schemas.microsoft.com/office/word/2015/wordml/symex" xmlns:wpg="http://schemas.microsoft.com/office/word/2010/wordprocessingGroup" xmlns:wpi="http://schemas.microsoft.com/office/word/2010/wordprocessingInk" xmlns:wne="http://schemas.microsoft.com/office/word/2006/wordml" xmlns:wps="http://schemas.microsoft.com/office/word/2010/wordprocessingShape" mc:Ignorable="w14 w15 w16se w16cid w16 w16cex w16sdtdh wp14">
   <w:body>
     <w:p>
       <w:pPr>
@@ -217,8 +217,21 @@
           <w:sz w:val="24"/>
           <w:szCs w:val="24"/>
         </w:rPr>
-        <w:t xml:space="preserve">Nicole Sousa </w:t>
-      </w:r>
+        <w:t>Nicole Sousa Cayres</w:t>
+      </w:r>
+    </w:p>
+    <w:p>
+      <w:pPr>
+        <w:spacing w:line="360" w:lineRule="auto"/>
+        <w:jc w:val="center"/>
+        <w:rPr>
+          <w:rFonts w:ascii="Arial" w:hAnsi="Arial" w:cs="Arial"/>
+          <w:b/>
+          <w:sz w:val="24"/>
+          <w:szCs w:val="24"/>
+          <w:u w:val="single"/>
+        </w:rPr>
+      </w:pPr>
       <w:proofErr w:type="spellStart"/>
       <w:r>
         <w:rPr>
@@ -227,9 +240,27 @@
           <w:sz w:val="24"/>
           <w:szCs w:val="24"/>
         </w:rPr>
-        <w:t>Cayres</w:t>
+        <w:t>Julio</w:t>
       </w:r>
       <w:proofErr w:type="spellEnd"/>
+      <w:r>
+        <w:rPr>
+          <w:rFonts w:ascii="Arial" w:hAnsi="Arial" w:cs="Arial"/>
+          <w:b/>
+          <w:sz w:val="24"/>
+          <w:szCs w:val="24"/>
+        </w:rPr>
+        <w:t xml:space="preserve"> Cesar</w:t>
+      </w:r>
+      <w:r>
+        <w:rPr>
+          <w:rFonts w:ascii="Arial" w:hAnsi="Arial" w:cs="Arial"/>
+          <w:b/>
+          <w:sz w:val="24"/>
+          <w:szCs w:val="24"/>
+        </w:rPr>
+        <w:t xml:space="preserve"> De Castro Da Silva</w:t>
+      </w:r>
     </w:p>
     <w:p>
       <w:pPr>
@@ -242,26 +273,6 @@
           <w:szCs w:val="24"/>
         </w:rPr>
       </w:pPr>
-      <w:proofErr w:type="spellStart"/>
-      <w:r>
-        <w:rPr>
-          <w:rFonts w:ascii="Arial" w:hAnsi="Arial" w:cs="Arial"/>
-          <w:b/>
-          <w:sz w:val="24"/>
-          <w:szCs w:val="24"/>
-        </w:rPr>
-        <w:t>Julio</w:t>
-      </w:r>
-      <w:proofErr w:type="spellEnd"/>
-      <w:r>
-        <w:rPr>
-          <w:rFonts w:ascii="Arial" w:hAnsi="Arial" w:cs="Arial"/>
-          <w:b/>
-          <w:sz w:val="24"/>
-          <w:szCs w:val="24"/>
-        </w:rPr>
-        <w:t xml:space="preserve"> Cesar</w:t>
-      </w:r>
     </w:p>
     <w:p>
       <w:pPr>
@@ -334,46 +345,14 @@
           <w:szCs w:val="24"/>
         </w:rPr>
       </w:pPr>
-    </w:p>
-    <w:p>
-      <w:pPr>
-        <w:spacing w:line="360" w:lineRule="auto"/>
-        <w:jc w:val="center"/>
-        <w:rPr>
-          <w:rFonts w:ascii="Arial" w:hAnsi="Arial" w:cs="Arial"/>
-          <w:b/>
-          <w:sz w:val="24"/>
-          <w:szCs w:val="24"/>
-        </w:rPr>
-      </w:pPr>
-      <w:r>
-        <w:rPr>
-          <w:rFonts w:ascii="Arial" w:hAnsi="Arial" w:cs="Arial"/>
-          <w:b/>
-          <w:sz w:val="24"/>
-          <w:szCs w:val="24"/>
-        </w:rPr>
-        <w:t xml:space="preserve">Definição do Tema: </w:t>
-      </w:r>
-      <w:proofErr w:type="spellStart"/>
-      <w:r>
-        <w:rPr>
-          <w:rFonts w:ascii="Arial" w:hAnsi="Arial" w:cs="Arial"/>
-          <w:b/>
-          <w:sz w:val="24"/>
-          <w:szCs w:val="24"/>
-        </w:rPr>
-        <w:t>Brainstorm</w:t>
-      </w:r>
-      <w:proofErr w:type="spellEnd"/>
-      <w:r>
-        <w:rPr>
-          <w:rFonts w:ascii="Arial" w:hAnsi="Arial" w:cs="Arial"/>
-          <w:b/>
-          <w:sz w:val="24"/>
-          <w:szCs w:val="24"/>
-        </w:rPr>
-        <w:t xml:space="preserve"> 1</w:t>
+      <w:r>
+        <w:rPr>
+          <w:rFonts w:ascii="Arial" w:hAnsi="Arial" w:cs="Arial"/>
+          <w:b/>
+          <w:sz w:val="24"/>
+          <w:szCs w:val="24"/>
+        </w:rPr>
+        <w:t>Definição do Tema: Brainstorm 1</w:t>
       </w:r>
     </w:p>
     <w:p>
@@ -547,8 +526,20 @@
           <w:sz w:val="24"/>
           <w:szCs w:val="24"/>
         </w:rPr>
-        <w:t xml:space="preserve">Nicole Sousa </w:t>
-      </w:r>
+        <w:t>Nicole Sousa Cayres</w:t>
+      </w:r>
+    </w:p>
+    <w:p>
+      <w:pPr>
+        <w:spacing w:line="360" w:lineRule="auto"/>
+        <w:jc w:val="center"/>
+        <w:rPr>
+          <w:rFonts w:ascii="Arial" w:hAnsi="Arial" w:cs="Arial"/>
+          <w:b/>
+          <w:sz w:val="24"/>
+          <w:szCs w:val="24"/>
+        </w:rPr>
+      </w:pPr>
       <w:proofErr w:type="spellStart"/>
       <w:r>
         <w:rPr>
@@ -557,32 +548,9 @@
           <w:sz w:val="24"/>
           <w:szCs w:val="24"/>
         </w:rPr>
-        <w:t>Cayres</w:t>
+        <w:t>Julio</w:t>
       </w:r>
       <w:proofErr w:type="spellEnd"/>
-    </w:p>
-    <w:p>
-      <w:pPr>
-        <w:spacing w:line="360" w:lineRule="auto"/>
-        <w:jc w:val="center"/>
-        <w:rPr>
-          <w:rFonts w:ascii="Arial" w:hAnsi="Arial" w:cs="Arial"/>
-          <w:b/>
-          <w:sz w:val="24"/>
-          <w:szCs w:val="24"/>
-        </w:rPr>
-      </w:pPr>
-      <w:proofErr w:type="spellStart"/>
-      <w:r>
-        <w:rPr>
-          <w:rFonts w:ascii="Arial" w:hAnsi="Arial" w:cs="Arial"/>
-          <w:b/>
-          <w:sz w:val="24"/>
-          <w:szCs w:val="24"/>
-        </w:rPr>
-        <w:t>Julio</w:t>
-      </w:r>
-      <w:proofErr w:type="spellEnd"/>
       <w:r>
         <w:rPr>
           <w:rFonts w:ascii="Arial" w:hAnsi="Arial" w:cs="Arial"/>
@@ -591,6 +559,15 @@
           <w:szCs w:val="24"/>
         </w:rPr>
         <w:t xml:space="preserve"> Cesar</w:t>
+      </w:r>
+      <w:r>
+        <w:rPr>
+          <w:rFonts w:ascii="Arial" w:hAnsi="Arial" w:cs="Arial"/>
+          <w:b/>
+          <w:sz w:val="24"/>
+          <w:szCs w:val="24"/>
+        </w:rPr>
+        <w:t xml:space="preserve"> De Castro</w:t>
       </w:r>
     </w:p>
     <w:p>
@@ -1025,7 +1002,6 @@
           <w:u w:val="single"/>
         </w:rPr>
       </w:pPr>
-      <w:bookmarkStart w:id="0" w:name="_GoBack"/>
       <w:r>
         <w:rPr>
           <w:rFonts w:ascii="Arial" w:eastAsiaTheme="majorEastAsia" w:hAnsi="Arial" w:cs="Arial"/>
@@ -1115,7 +1091,6 @@
         <w:t>Promover competitividade justa</w:t>
       </w:r>
     </w:p>
-    <w:bookmarkEnd w:id="0"/>
     <w:p>
       <w:pPr>
         <w:spacing w:line="360" w:lineRule="auto"/>
@@ -2408,7 +2383,7 @@
 </file>
 
 <file path=word/numbering.xml><?xml version="1.0" encoding="utf-8"?>
-<w:numbering xmlns:wpc="http://schemas.microsoft.com/office/word/2010/wordprocessingCanvas" xmlns:cx="http://schemas.microsoft.com/office/drawing/2014/chartex" xmlns:cx1="http://schemas.microsoft.com/office/drawing/2015/9/8/chartex" xmlns:mc="http://schemas.openxmlformats.org/markup-compatibility/2006" xmlns:o="urn:schemas-microsoft-com:office:office" xmlns:r="http://schemas.openxmlformats.org/officeDocument/2006/relationships" xmlns:m="http://schemas.openxmlformats.org/officeDocument/2006/math" xmlns:v="urn:schemas-microsoft-com:vml" xmlns:wp14="http://schemas.microsoft.com/office/word/2010/wordprocessingDrawing" xmlns:wp="http://schemas.openxmlformats.org/drawingml/2006/wordprocessingDrawing" xmlns:w10="urn:schemas-microsoft-com:office:word" xmlns:w="http://schemas.openxmlformats.org/wordprocessingml/2006/main" xmlns:w14="http://schemas.microsoft.com/office/word/2010/wordml" xmlns:w15="http://schemas.microsoft.com/office/word/2012/wordml" xmlns:w16se="http://schemas.microsoft.com/office/word/2015/wordml/symex" xmlns:wpg="http://schemas.microsoft.com/office/word/2010/wordprocessingGroup" xmlns:wpi="http://schemas.microsoft.com/office/word/2010/wordprocessingInk" xmlns:wne="http://schemas.microsoft.com/office/word/2006/wordml" xmlns:wps="http://schemas.microsoft.com/office/word/2010/wordprocessingShape" mc:Ignorable="w14 w15 w16se wp14">
+<w:numbering xmlns:wpc="http://schemas.microsoft.com/office/word/2010/wordprocessingCanvas" xmlns:cx="http://schemas.microsoft.com/office/drawing/2014/chartex" xmlns:cx1="http://schemas.microsoft.com/office/drawing/2015/9/8/chartex" xmlns:cx2="http://schemas.microsoft.com/office/drawing/2015/10/21/chartex" xmlns:cx3="http://schemas.microsoft.com/office/drawing/2016/5/9/chartex" xmlns:cx4="http://schemas.microsoft.com/office/drawing/2016/5/10/chartex" xmlns:cx5="http://schemas.microsoft.com/office/drawing/2016/5/11/chartex" xmlns:cx6="http://schemas.microsoft.com/office/drawing/2016/5/12/chartex" xmlns:cx7="http://schemas.microsoft.com/office/drawing/2016/5/13/chartex" xmlns:cx8="http://schemas.microsoft.com/office/drawing/2016/5/14/chartex" xmlns:mc="http://schemas.openxmlformats.org/markup-compatibility/2006" xmlns:aink="http://schemas.microsoft.com/office/drawing/2016/ink" xmlns:am3d="http://schemas.microsoft.com/office/drawing/2017/model3d" xmlns:o="urn:schemas-microsoft-com:office:office" xmlns:oel="http://schemas.microsoft.com/office/2019/extlst" xmlns:r="http://schemas.openxmlformats.org/officeDocument/2006/relationships" xmlns:m="http://schemas.openxmlformats.org/officeDocument/2006/math" xmlns:v="urn:schemas-microsoft-com:vml" xmlns:wp14="http://schemas.microsoft.com/office/word/2010/wordprocessingDrawing" xmlns:wp="http://schemas.openxmlformats.org/drawingml/2006/wordprocessingDrawing" xmlns:w10="urn:schemas-microsoft-com:office:word" xmlns:w="http://schemas.openxmlformats.org/wordprocessingml/2006/main" xmlns:w14="http://schemas.microsoft.com/office/word/2010/wordml" xmlns:w15="http://schemas.microsoft.com/office/word/2012/wordml" xmlns:w16cex="http://schemas.microsoft.com/office/word/2018/wordml/cex" xmlns:w16cid="http://schemas.microsoft.com/office/word/2016/wordml/cid" xmlns:w16="http://schemas.microsoft.com/office/word/2018/wordml" xmlns:w16sdtdh="http://schemas.microsoft.com/office/word/2020/wordml/sdtdatahash" xmlns:w16se="http://schemas.microsoft.com/office/word/2015/wordml/symex" xmlns:wpg="http://schemas.microsoft.com/office/word/2010/wordprocessingGroup" xmlns:wpi="http://schemas.microsoft.com/office/word/2010/wordprocessingInk" xmlns:wne="http://schemas.microsoft.com/office/word/2006/wordml" xmlns:wps="http://schemas.microsoft.com/office/word/2010/wordprocessingShape" mc:Ignorable="w14 w15 w16se w16cid w16 w16cex w16sdtdh wp14">
   <w:abstractNum w:abstractNumId="0" w15:restartNumberingAfterBreak="0">
     <w:nsid w:val="05BB7803"/>
     <w:multiLevelType w:val="multilevel"/>
@@ -4053,49 +4028,49 @@
       </w:pPr>
     </w:lvl>
   </w:abstractNum>
-  <w:num w:numId="1">
+  <w:num w:numId="1" w16cid:durableId="1700086139">
     <w:abstractNumId w:val="3"/>
   </w:num>
-  <w:num w:numId="2">
+  <w:num w:numId="2" w16cid:durableId="1757091397">
     <w:abstractNumId w:val="11"/>
   </w:num>
-  <w:num w:numId="3">
+  <w:num w:numId="3" w16cid:durableId="1600337649">
     <w:abstractNumId w:val="5"/>
   </w:num>
-  <w:num w:numId="4">
+  <w:num w:numId="4" w16cid:durableId="1594126180">
     <w:abstractNumId w:val="13"/>
   </w:num>
-  <w:num w:numId="5">
+  <w:num w:numId="5" w16cid:durableId="2000036206">
     <w:abstractNumId w:val="8"/>
   </w:num>
-  <w:num w:numId="6">
+  <w:num w:numId="6" w16cid:durableId="937364">
     <w:abstractNumId w:val="7"/>
   </w:num>
-  <w:num w:numId="7">
+  <w:num w:numId="7" w16cid:durableId="921573140">
     <w:abstractNumId w:val="10"/>
   </w:num>
-  <w:num w:numId="8">
+  <w:num w:numId="8" w16cid:durableId="954092773">
     <w:abstractNumId w:val="12"/>
   </w:num>
-  <w:num w:numId="9">
+  <w:num w:numId="9" w16cid:durableId="1160779738">
     <w:abstractNumId w:val="4"/>
   </w:num>
-  <w:num w:numId="10">
+  <w:num w:numId="10" w16cid:durableId="249391421">
     <w:abstractNumId w:val="15"/>
   </w:num>
-  <w:num w:numId="11">
+  <w:num w:numId="11" w16cid:durableId="1396591243">
     <w:abstractNumId w:val="15"/>
     <w:lvlOverride w:ilvl="0">
       <w:startOverride w:val="1"/>
     </w:lvlOverride>
   </w:num>
-  <w:num w:numId="12">
+  <w:num w:numId="12" w16cid:durableId="140738117">
     <w:abstractNumId w:val="1"/>
   </w:num>
-  <w:num w:numId="13">
+  <w:num w:numId="13" w16cid:durableId="189531223">
     <w:abstractNumId w:val="0"/>
   </w:num>
-  <w:num w:numId="14">
+  <w:num w:numId="14" w16cid:durableId="843010741">
     <w:abstractNumId w:val="0"/>
     <w:lvlOverride w:ilvl="0">
       <w:startOverride w:val="1"/>
@@ -4125,23 +4100,23 @@
       <w:startOverride w:val="1"/>
     </w:lvlOverride>
   </w:num>
-  <w:num w:numId="15">
+  <w:num w:numId="15" w16cid:durableId="2043163519">
     <w:abstractNumId w:val="2"/>
   </w:num>
-  <w:num w:numId="16">
+  <w:num w:numId="16" w16cid:durableId="2017684663">
     <w:abstractNumId w:val="14"/>
   </w:num>
-  <w:num w:numId="17">
+  <w:num w:numId="17" w16cid:durableId="737630049">
     <w:abstractNumId w:val="9"/>
   </w:num>
-  <w:num w:numId="18">
+  <w:num w:numId="18" w16cid:durableId="2082680567">
     <w:abstractNumId w:val="6"/>
   </w:num>
 </w:numbering>
 </file>
 
 <file path=word/styles.xml><?xml version="1.0" encoding="utf-8"?>
-<w:styles xmlns:mc="http://schemas.openxmlformats.org/markup-compatibility/2006" xmlns:r="http://schemas.openxmlformats.org/officeDocument/2006/relationships" xmlns:w="http://schemas.openxmlformats.org/wordprocessingml/2006/main" xmlns:w14="http://schemas.microsoft.com/office/word/2010/wordml" xmlns:w15="http://schemas.microsoft.com/office/word/2012/wordml" xmlns:w16se="http://schemas.microsoft.com/office/word/2015/wordml/symex" mc:Ignorable="w14 w15 w16se">
+<w:styles xmlns:mc="http://schemas.openxmlformats.org/markup-compatibility/2006" xmlns:r="http://schemas.openxmlformats.org/officeDocument/2006/relationships" xmlns:w="http://schemas.openxmlformats.org/wordprocessingml/2006/main" xmlns:w14="http://schemas.microsoft.com/office/word/2010/wordml" xmlns:w15="http://schemas.microsoft.com/office/word/2012/wordml" xmlns:w16cex="http://schemas.microsoft.com/office/word/2018/wordml/cex" xmlns:w16cid="http://schemas.microsoft.com/office/word/2016/wordml/cid" xmlns:w16="http://schemas.microsoft.com/office/word/2018/wordml" xmlns:w16sdtdh="http://schemas.microsoft.com/office/word/2020/wordml/sdtdatahash" xmlns:w16se="http://schemas.microsoft.com/office/word/2015/wordml/symex" mc:Ignorable="w14 w15 w16se w16cid w16 w16cex w16sdtdh">
   <w:docDefaults>
     <w:rPrDefault>
       <w:rPr>
@@ -4157,7 +4132,7 @@
       </w:pPr>
     </w:pPrDefault>
   </w:docDefaults>
-  <w:latentStyles w:defLockedState="0" w:defUIPriority="99" w:defSemiHidden="0" w:defUnhideWhenUsed="0" w:defQFormat="0" w:count="371">
+  <w:latentStyles w:defLockedState="0" w:defUIPriority="99" w:defSemiHidden="0" w:defUnhideWhenUsed="0" w:defQFormat="0" w:count="376">
     <w:lsdException w:name="Normal" w:uiPriority="0" w:qFormat="1"/>
     <w:lsdException w:name="heading 1" w:uiPriority="9" w:qFormat="1"/>
     <w:lsdException w:name="heading 2" w:semiHidden="1" w:uiPriority="9" w:unhideWhenUsed="1" w:qFormat="1"/>
@@ -4529,6 +4504,11 @@
     <w:lsdException w:name="List Table 5 Dark Accent 6" w:uiPriority="50"/>
     <w:lsdException w:name="List Table 6 Colorful Accent 6" w:uiPriority="51"/>
     <w:lsdException w:name="List Table 7 Colorful Accent 6" w:uiPriority="52"/>
+    <w:lsdException w:name="Mention" w:semiHidden="1" w:unhideWhenUsed="1"/>
+    <w:lsdException w:name="Smart Hyperlink" w:semiHidden="1" w:unhideWhenUsed="1"/>
+    <w:lsdException w:name="Hashtag" w:semiHidden="1" w:unhideWhenUsed="1"/>
+    <w:lsdException w:name="Unresolved Mention" w:semiHidden="1" w:unhideWhenUsed="1"/>
+    <w:lsdException w:name="Smart Link" w:semiHidden="1" w:unhideWhenUsed="1"/>
   </w:latentStyles>
   <w:style w:type="paragraph" w:default="1" w:styleId="Normal">
     <w:name w:val="Normal"/>
@@ -4603,6 +4583,7 @@
   <w:style w:type="character" w:default="1" w:styleId="Fontepargpadro">
     <w:name w:val="Default Paragraph Font"/>
     <w:uiPriority w:val="1"/>
+    <w:semiHidden/>
     <w:unhideWhenUsed/>
   </w:style>
   <w:style w:type="table" w:default="1" w:styleId="Tabelanormal">
